--- a/data/drop/short-risk/美股短线反弹风险监控_2026-09-14.docx
+++ b/data/drop/short-risk/美股短线反弹风险监控_2026-09-14.docx
@@ -745,7 +745,7 @@
     </w:p>
     <w:p>
       <w:r>
-        <w:t>指标摘要：RSI6/RSI12=60.4/60.4；K/D/J=50.6/55.1/41.6；偏离MA20=8.60%；近5日涨幅=-4.54%；量能=1.09倍。</w:t>
+        <w:t>指标摘要：RSI6/RSI12=60.4/60.4；K/D/J=50.6/55.1/41.6；偏离MA20=8.60%；近5日涨幅=-4.54%；量能=1.10倍。</w:t>
       </w:r>
     </w:p>
     <w:p>
@@ -1029,7 +1029,7 @@
     </w:p>
     <w:p>
       <w:r>
-        <w:t>指标摘要：RSI6/RSI12=29.9/38.0；K/D/J=26.3/31.8/15.4；偏离MA20=-15.27%；近5日涨幅=-9.26%；量能=1.05倍。</w:t>
+        <w:t>指标摘要：RSI6/RSI12=29.9/38.0；K/D/J=26.3/31.8/15.4；偏离MA20=-15.27%；近5日涨幅=-9.26%；量能=1.06倍。</w:t>
       </w:r>
     </w:p>
     <w:p>
